--- a/docs/ho-so/EIDE-KAD-07_Kien_truc_tri_thuc.docx
+++ b/docs/ho-so/EIDE-KAD-07_Kien_truc_tri_thuc.docx
@@ -23658,6 +23658,21 @@
         <w:t xml:space="preserve">[69] V. T. Công, "EIDE-Rà soát đủ điều kiện phát triển (EIDE_Ra_soat_Du_dieu_kien_Phat_trien.xlsx)," 05/09/2026.</w:t>
       </w:r>
     </w:p>
+    <w:p>
+      <w:pPr>
+        <w:spacing w:after="100" w:line="276"/>
+        <w:ind w:left="567" w:hanging="567"/>
+        <w:jc w:val="left"/>
+      </w:pPr>
+      <w:r>
+        <w:rPr>
+          <w:rFonts w:ascii="Times New Roman" w:cs="Times New Roman" w:eastAsia="Times New Roman" w:hAnsi="Times New Roman"/>
+          <w:sz w:val="24"/>
+          <w:szCs w:val="24"/>
+        </w:rPr>
+        <w:t xml:space="preserve">[70] Anthropic, "Claude Code documentation — memory (CLAUDE.md), slash commands, hooks, settings," Claude Docs, 2026. [Online]. Available: https://docs.claude.com/en/docs/claude-code</w:t>
+      </w:r>
+    </w:p>
     <w:sectPr>
       <w:headerReference w:type="default" r:id="rId7"/>
       <w:footerReference w:type="default" r:id="rId8"/>

--- a/docs/ho-so/EIDE-KAD-07_Kien_truc_tri_thuc.docx
+++ b/docs/ho-so/EIDE-KAD-07_Kien_truc_tri_thuc.docx
@@ -277,7 +277,7 @@
                 <w:sz w:val="21"/>
                 <w:szCs w:val="21"/>
               </w:rPr>
-              <w:t xml:space="preserve">1.2 — đồng bộ với 19 tài liệu bổ sung và năng lực gốc tool.*</w:t>
+              <w:t xml:space="preserve">1.3 — §6.3: thêm cạnh `ABOUT` (Fact → subject IRI mà nó nói về). Chín cạnh trước đó nối Fact với Source, CodeUnit và Fact khác, nhưng không cạnh nào nối Fact với chính subject của nó — nên câu hỏi "biết gì về periph:I2C1" không trả lời được bằng duyệt đồ thị, tức kg.neighborhood mất đúng việc của nó (DEV-038).</w:t>
             </w:r>
           </w:p>
         </w:tc>
@@ -1429,6 +1429,148 @@
                 <w:szCs w:val="21"/>
               </w:rPr>
               <w:t xml:space="preserve">Bổ sung nhóm năng lực gốc tool.* (tác tử tự viết công cụ Python, kiểm thử trong sandbox, đăng ký thành năng lực tạm user.* và thăng cấp qua Pack) — 238 năng lực / 27 nhóm; phát hành 19 tài liệu bổ sung mức 3 (CXD, MEM, CDS ×6, UXD, DDD, API, PRS, POL, TGT, SIM, BEN, PKG, GPI, SEC, DEP, CON, PLN); cổng G-TOOL trong chính sách; 11 use case mới (nhóm I/J/K), sơ đồ tuần tự và ánh xạ bước ↔ năng lực; đồng bộ toàn bộ hồ sơ với caps.json/cds.json (tài liệu = mã)</w:t>
+            </w:r>
+          </w:p>
+        </w:tc>
+      </w:tr>
+      <w:tr>
+        <w:tc>
+          <w:tcPr>
+            <w:tcW w:type="dxa" w:w="1500"/>
+            <w:tcBorders>
+              <w:top w:val="single" w:color="7F7F7F" w:sz="4"/>
+              <w:left w:val="single" w:color="7F7F7F" w:sz="4"/>
+              <w:bottom w:val="single" w:color="7F7F7F" w:sz="4"/>
+              <w:right w:val="single" w:color="7F7F7F" w:sz="4"/>
+            </w:tcBorders>
+            <w:shd w:fill="F2F6FB" w:color="auto" w:val="clear"/>
+            <w:tcMar>
+              <w:top w:type="dxa" w:w="50"/>
+              <w:left w:type="dxa" w:w="80"/>
+              <w:bottom w:type="dxa" w:w="50"/>
+              <w:right w:type="dxa" w:w="80"/>
+            </w:tcMar>
+            <w:vAlign w:val="top"/>
+          </w:tcPr>
+          <w:p>
+            <w:pPr>
+              <w:spacing w:after="30" w:line="264"/>
+              <w:jc w:val="left"/>
+            </w:pPr>
+            <w:r>
+              <w:rPr>
+                <w:rFonts w:ascii="Times New Roman" w:cs="Times New Roman" w:eastAsia="Times New Roman" w:hAnsi="Times New Roman"/>
+                <w:b/>
+                <w:bCs/>
+                <w:sz w:val="21"/>
+                <w:szCs w:val="21"/>
+              </w:rPr>
+              <w:t xml:space="preserve">1.3</w:t>
+            </w:r>
+          </w:p>
+        </w:tc>
+        <w:tc>
+          <w:tcPr>
+            <w:tcW w:type="dxa" w:w="1700"/>
+            <w:tcBorders>
+              <w:top w:val="single" w:color="7F7F7F" w:sz="4"/>
+              <w:left w:val="single" w:color="7F7F7F" w:sz="4"/>
+              <w:bottom w:val="single" w:color="7F7F7F" w:sz="4"/>
+              <w:right w:val="single" w:color="7F7F7F" w:sz="4"/>
+            </w:tcBorders>
+            <w:shd w:fill="F2F6FB" w:color="auto" w:val="clear"/>
+            <w:tcMar>
+              <w:top w:type="dxa" w:w="50"/>
+              <w:left w:type="dxa" w:w="80"/>
+              <w:bottom w:type="dxa" w:w="50"/>
+              <w:right w:type="dxa" w:w="80"/>
+            </w:tcMar>
+            <w:vAlign w:val="top"/>
+          </w:tcPr>
+          <w:p>
+            <w:pPr>
+              <w:spacing w:after="30" w:line="264"/>
+              <w:jc w:val="left"/>
+            </w:pPr>
+            <w:r>
+              <w:rPr>
+                <w:rFonts w:ascii="Times New Roman" w:cs="Times New Roman" w:eastAsia="Times New Roman" w:hAnsi="Times New Roman"/>
+                <w:b w:val="false"/>
+                <w:bCs w:val="false"/>
+                <w:sz w:val="21"/>
+                <w:szCs w:val="21"/>
+              </w:rPr>
+              <w:t xml:space="preserve">07/09/2026</w:t>
+            </w:r>
+          </w:p>
+        </w:tc>
+        <w:tc>
+          <w:tcPr>
+            <w:tcW w:type="dxa" w:w="2100"/>
+            <w:tcBorders>
+              <w:top w:val="single" w:color="7F7F7F" w:sz="4"/>
+              <w:left w:val="single" w:color="7F7F7F" w:sz="4"/>
+              <w:bottom w:val="single" w:color="7F7F7F" w:sz="4"/>
+              <w:right w:val="single" w:color="7F7F7F" w:sz="4"/>
+            </w:tcBorders>
+            <w:shd w:fill="F2F6FB" w:color="auto" w:val="clear"/>
+            <w:tcMar>
+              <w:top w:type="dxa" w:w="50"/>
+              <w:left w:type="dxa" w:w="80"/>
+              <w:bottom w:type="dxa" w:w="50"/>
+              <w:right w:type="dxa" w:w="80"/>
+            </w:tcMar>
+            <w:vAlign w:val="top"/>
+          </w:tcPr>
+          <w:p>
+            <w:pPr>
+              <w:spacing w:after="30" w:line="264"/>
+              <w:jc w:val="left"/>
+            </w:pPr>
+            <w:r>
+              <w:rPr>
+                <w:rFonts w:ascii="Times New Roman" w:cs="Times New Roman" w:eastAsia="Times New Roman" w:hAnsi="Times New Roman"/>
+                <w:b w:val="false"/>
+                <w:bCs w:val="false"/>
+                <w:sz w:val="21"/>
+                <w:szCs w:val="21"/>
+              </w:rPr>
+              <w:t xml:space="preserve">Vũ Trí Công</w:t>
+            </w:r>
+          </w:p>
+        </w:tc>
+        <w:tc>
+          <w:tcPr>
+            <w:tcW w:type="dxa" w:w="4000"/>
+            <w:tcBorders>
+              <w:top w:val="single" w:color="7F7F7F" w:sz="4"/>
+              <w:left w:val="single" w:color="7F7F7F" w:sz="4"/>
+              <w:bottom w:val="single" w:color="7F7F7F" w:sz="4"/>
+              <w:right w:val="single" w:color="7F7F7F" w:sz="4"/>
+            </w:tcBorders>
+            <w:shd w:fill="F2F6FB" w:color="auto" w:val="clear"/>
+            <w:tcMar>
+              <w:top w:type="dxa" w:w="50"/>
+              <w:left w:type="dxa" w:w="80"/>
+              <w:bottom w:type="dxa" w:w="50"/>
+              <w:right w:type="dxa" w:w="80"/>
+            </w:tcMar>
+            <w:vAlign w:val="top"/>
+          </w:tcPr>
+          <w:p>
+            <w:pPr>
+              <w:spacing w:after="30" w:line="264"/>
+              <w:jc w:val="left"/>
+            </w:pPr>
+            <w:r>
+              <w:rPr>
+                <w:rFonts w:ascii="Times New Roman" w:cs="Times New Roman" w:eastAsia="Times New Roman" w:hAnsi="Times New Roman"/>
+                <w:b w:val="false"/>
+                <w:bCs w:val="false"/>
+                <w:sz w:val="21"/>
+                <w:szCs w:val="21"/>
+              </w:rPr>
+              <w:t xml:space="preserve">§6.3: thêm cạnh `ABOUT` (Fact → subject IRI mà nó nói về). Chín cạnh trước đó nối Fact với Source, CodeUnit và Fact khác, nhưng không cạnh nào nối Fact với chính subject của nó — nên câu hỏi "biết gì về periph:I2C1" không trả lời được bằng duyệt đồ thị, tức kg.neighborhood mất đúng việc của nó (DEV-038).</w:t>
             </w:r>
           </w:p>
         </w:tc>
@@ -15037,7 +15179,7 @@
                 <w:sz w:val="21"/>
                 <w:szCs w:val="21"/>
               </w:rPr>
-              <w:t xml:space="preserve">CITES</w:t>
+              <w:t xml:space="preserve">ABOUT</w:t>
             </w:r>
           </w:p>
         </w:tc>
@@ -15071,7 +15213,7 @@
                 <w:sz w:val="21"/>
                 <w:szCs w:val="21"/>
               </w:rPr>
-              <w:t xml:space="preserve">Fact → Source (mọi loại); CodeUnit (K6) → Fact (K2/K3/K4)</w:t>
+              <w:t xml:space="preserve">Fact → subject IRI mà nó nói về (K2/K3/K4). Không có cạnh này thì fact chỉ nối tới Source và CodeUnit, và câu hỏi "biết gì về chip:…/periph:I2C1" không trả lời được bằng duyệt đồ thị — tức kg.neighborhood mất đúng việc của nó</w:t>
             </w:r>
           </w:p>
         </w:tc>
@@ -15108,7 +15250,7 @@
                 <w:sz w:val="21"/>
                 <w:szCs w:val="21"/>
               </w:rPr>
-              <w:t xml:space="preserve">USES</w:t>
+              <w:t xml:space="preserve">CITES</w:t>
             </w:r>
           </w:p>
         </w:tc>
@@ -15143,7 +15285,7 @@
                 <w:sz w:val="21"/>
                 <w:szCs w:val="21"/>
               </w:rPr>
-              <w:t xml:space="preserve">CodeUnit (K6) → periph/pin (K2/K3): cơ sở cho xung đột tài nguyên</w:t>
+              <w:t xml:space="preserve">Fact → Source (mọi loại); CodeUnit (K6) → Fact (K2/K3/K4)</w:t>
             </w:r>
           </w:p>
         </w:tc>
@@ -15179,7 +15321,7 @@
                 <w:sz w:val="21"/>
                 <w:szCs w:val="21"/>
               </w:rPr>
-              <w:t xml:space="preserve">SUPERSEDES</w:t>
+              <w:t xml:space="preserve">USES</w:t>
             </w:r>
           </w:p>
         </w:tc>
@@ -15213,7 +15355,7 @@
                 <w:sz w:val="21"/>
                 <w:szCs w:val="21"/>
               </w:rPr>
-              <w:t xml:space="preserve">Fact overlay (K2′) → Fact lõi (K2); fact mới → cũ trong cùng lớp</w:t>
+              <w:t xml:space="preserve">CodeUnit (K6) → periph/pin (K2/K3): cơ sở cho xung đột tài nguyên</w:t>
             </w:r>
           </w:p>
         </w:tc>
@@ -15250,7 +15392,7 @@
                 <w:sz w:val="21"/>
                 <w:szCs w:val="21"/>
               </w:rPr>
-              <w:t xml:space="preserve">CONFLICTS_WITH</w:t>
+              <w:t xml:space="preserve">SUPERSEDES</w:t>
             </w:r>
           </w:p>
         </w:tc>
@@ -15285,7 +15427,7 @@
                 <w:sz w:val="21"/>
                 <w:szCs w:val="21"/>
               </w:rPr>
-              <w:t xml:space="preserve">Hai fact cùng subject/predicate khác giá trị, cùng tier</w:t>
+              <w:t xml:space="preserve">Fact overlay (K2′) → Fact lõi (K2); fact mới → cũ trong cùng lớp</w:t>
             </w:r>
           </w:p>
         </w:tc>
@@ -15321,7 +15463,7 @@
                 <w:sz w:val="21"/>
                 <w:szCs w:val="21"/>
               </w:rPr>
-              <w:t xml:space="preserve">APPLIES_TO</w:t>
+              <w:t xml:space="preserve">CONFLICTS_WITH</w:t>
             </w:r>
           </w:p>
         </w:tc>
@@ -15355,7 +15497,7 @@
                 <w:sz w:val="21"/>
                 <w:szCs w:val="21"/>
               </w:rPr>
-              <w:t xml:space="preserve">Skill (K5) → ISA/chip/ngoại vi mà nó áp dụng; benchmark → Pack</w:t>
+              <w:t xml:space="preserve">Hai fact cùng subject/predicate khác giá trị, cùng tier</w:t>
             </w:r>
           </w:p>
         </w:tc>
@@ -15392,7 +15534,7 @@
                 <w:sz w:val="21"/>
                 <w:szCs w:val="21"/>
               </w:rPr>
-              <w:t xml:space="preserve">EVIDENCED_BY</w:t>
+              <w:t xml:space="preserve">APPLIES_TO</w:t>
             </w:r>
           </w:p>
         </w:tc>
@@ -15427,7 +15569,7 @@
                 <w:sz w:val="21"/>
                 <w:szCs w:val="21"/>
               </w:rPr>
-              <w:t xml:space="preserve">Feature/Fact/Badge → Measurement/DebugSession/ToolReport (K7)</w:t>
+              <w:t xml:space="preserve">Skill (K5) → ISA/chip/ngoại vi mà nó áp dụng; benchmark → Pack</w:t>
             </w:r>
           </w:p>
         </w:tc>
@@ -15463,6 +15605,77 @@
                 <w:sz w:val="21"/>
                 <w:szCs w:val="21"/>
               </w:rPr>
+              <w:t xml:space="preserve">EVIDENCED_BY</w:t>
+            </w:r>
+          </w:p>
+        </w:tc>
+        <w:tc>
+          <w:tcPr>
+            <w:tcW w:type="dxa" w:w="6900"/>
+            <w:tcBorders>
+              <w:top w:val="single" w:color="7F7F7F" w:sz="4"/>
+              <w:left w:val="single" w:color="7F7F7F" w:sz="4"/>
+              <w:bottom w:val="single" w:color="7F7F7F" w:sz="4"/>
+              <w:right w:val="single" w:color="7F7F7F" w:sz="4"/>
+            </w:tcBorders>
+            <w:tcMar>
+              <w:top w:type="dxa" w:w="50"/>
+              <w:left w:type="dxa" w:w="80"/>
+              <w:bottom w:type="dxa" w:w="50"/>
+              <w:right w:type="dxa" w:w="80"/>
+            </w:tcMar>
+            <w:vAlign w:val="top"/>
+          </w:tcPr>
+          <w:p>
+            <w:pPr>
+              <w:spacing w:after="30" w:line="264"/>
+              <w:jc w:val="left"/>
+            </w:pPr>
+            <w:r>
+              <w:rPr>
+                <w:rFonts w:ascii="Times New Roman" w:cs="Times New Roman" w:eastAsia="Times New Roman" w:hAnsi="Times New Roman"/>
+                <w:b w:val="false"/>
+                <w:bCs w:val="false"/>
+                <w:sz w:val="21"/>
+                <w:szCs w:val="21"/>
+              </w:rPr>
+              <w:t xml:space="preserve">Feature/Fact/Badge → Measurement/DebugSession/ToolReport (K7)</w:t>
+            </w:r>
+          </w:p>
+        </w:tc>
+      </w:tr>
+      <w:tr>
+        <w:tc>
+          <w:tcPr>
+            <w:tcW w:type="dxa" w:w="2400"/>
+            <w:tcBorders>
+              <w:top w:val="single" w:color="7F7F7F" w:sz="4"/>
+              <w:left w:val="single" w:color="7F7F7F" w:sz="4"/>
+              <w:bottom w:val="single" w:color="7F7F7F" w:sz="4"/>
+              <w:right w:val="single" w:color="7F7F7F" w:sz="4"/>
+            </w:tcBorders>
+            <w:shd w:fill="F2F6FB" w:color="auto" w:val="clear"/>
+            <w:tcMar>
+              <w:top w:type="dxa" w:w="50"/>
+              <w:left w:type="dxa" w:w="80"/>
+              <w:bottom w:type="dxa" w:w="50"/>
+              <w:right w:type="dxa" w:w="80"/>
+            </w:tcMar>
+            <w:vAlign w:val="top"/>
+          </w:tcPr>
+          <w:p>
+            <w:pPr>
+              <w:spacing w:after="30" w:line="264"/>
+              <w:jc w:val="left"/>
+            </w:pPr>
+            <w:r>
+              <w:rPr>
+                <w:rFonts w:ascii="Times New Roman" w:cs="Times New Roman" w:eastAsia="Times New Roman" w:hAnsi="Times New Roman"/>
+                <w:b/>
+                <w:bCs/>
+                <w:sz w:val="21"/>
+                <w:szCs w:val="21"/>
+              </w:rPr>
               <w:t xml:space="preserve">DERIVED_FROM</w:t>
             </w:r>
           </w:p>
@@ -15476,6 +15689,7 @@
               <w:bottom w:val="single" w:color="7F7F7F" w:sz="4"/>
               <w:right w:val="single" w:color="7F7F7F" w:sz="4"/>
             </w:tcBorders>
+            <w:shd w:fill="F2F6FB" w:color="auto" w:val="clear"/>
             <w:tcMar>
               <w:top w:type="dxa" w:w="50"/>
               <w:left w:type="dxa" w:w="80"/>
@@ -23809,7 +24023,7 @@
         <w:sz w:val="20"/>
         <w:szCs w:val="20"/>
       </w:rPr>
-      <w:t xml:space="preserve">EIDE-KAD-07 · Kiến trúc và tổ chức tri thức · v1.2</w:t>
+      <w:t xml:space="preserve">EIDE-KAD-07 · Kiến trúc và tổ chức tri thức · v1.3</w:t>
     </w:r>
   </w:p>
 </w:hdr>
